--- a/FP/VP527469/Final/Part_B1_Tender_Return_Forms_CT2027005_JCE_FILLED_RevG.docx
+++ b/FP/VP527469/Final/Part_B1_Tender_Return_Forms_CT2027005_JCE_FILLED_RevG.docx
@@ -1103,47 +1103,7 @@
         <w:pStyle w:val="ListBullet"/>
       </w:pPr>
       <w:r>
-        <w:t>Leachate storage facility, Tablelands Regional Council (QLD): engineering for a landfill leachate storage facility. Referee: Darren Quilliam, Tablelands Regional Council.</w:t>
-      </w:r>
-    </w:p>
-    <w:p>
-      <w:pPr>
-        <w:pStyle w:val="ListBullet"/>
-      </w:pPr>
-      <w:r>
-        <w:t>Floodway rectification, Tablelands Regional Council (QLD): engineering for the rectification of a floodway on Council's road network. Referee: Darren Quilliam, Tablelands Regional Council.</w:t>
-      </w:r>
-    </w:p>
-    <w:p>
-      <w:pPr>
-        <w:pStyle w:val="ListBullet"/>
-      </w:pPr>
-      <w:r>
         <w:t>JCE has not previously been engaged as CQA Engineer on a landfill cell liner. The landfill CQA experience offered is that of JCE's proposed major sub-consultant, [Riverina CQA partner, TBC - Jayden from RFQ]: [insert at least two landfill cell or cap CQA projects: site, EPL, liner system, role, year, value, referee - from RFQ response].</w:t>
-      </w:r>
-    </w:p>
-    <w:p>
-      <w:pPr>
-        <w:pStyle w:val="ListBullet"/>
-      </w:pPr>
-      <w:r>
-        <w:t>Flood levee inspection and certification, 6887 Oxley Highway, Gunnedah (JCE, 2026): inspection of an existing earthen levee about 647 m long, field dispersion and plasticity testing, certification report JCE-INS-001.</w:t>
-      </w:r>
-    </w:p>
-    <w:p>
-      <w:pPr>
-        <w:pStyle w:val="ListBullet"/>
-      </w:pPr>
-      <w:r>
-        <w:t>Farm drainage works, private rural client (Craig Sullivan): drone photogrammetry survey of the property using RTK-positioned automated flights, processed in Autodesk ReCap Pro to a terrain surface used to design the drainage works.</w:t>
-      </w:r>
-    </w:p>
-    <w:p>
-      <w:pPr>
-        <w:pStyle w:val="ListBullet"/>
-      </w:pPr>
-      <w:r>
-        <w:t>Site engineering and quality assurance, about 10 km of potable and fire water mains, carparks and water treatment facilities, RAAF Base Townsville (Jayden Callen on secondment to CPB Contractors through SCP Consulting, 2023 to 2025).</w:t>
       </w:r>
     </w:p>
     <w:p>
@@ -1151,7 +1111,15 @@
         <w:rPr>
           <w:i w:val="0"/>
         </w:rPr>
-        <w:t>Referees (non-WWCC):</w:t>
+        <w:t>Key personnel experience (Jayden Callen's work with previous employers, listed in Form 7, not JCE contracts): leachate storage facility and floodway rectification for Tablelands Regional Council (QLD) while at Langtree Consulting Engineers; RAAF Base Townsville Defence delivery for CPB Contractors (head contractor).</w:t>
+      </w:r>
+    </w:p>
+    <w:p>
+      <w:r>
+        <w:rPr>
+          <w:i w:val="0"/>
+        </w:rPr>
+        <w:t>Referees (non-WWCC; referees 1 and 2 are for Jayden Callen's work with previous employers):</w:t>
       </w:r>
     </w:p>
     <w:tbl>
@@ -1164,11 +1132,12 @@
         <w:tblLayout w:type="fixed"/>
       </w:tblPr>
       <w:tblGrid>
-        <w:gridCol w:w="1360"/>
-        <w:gridCol w:w="2041"/>
-        <w:gridCol w:w="2041"/>
-        <w:gridCol w:w="2154"/>
-        <w:gridCol w:w="2041"/>
+        <w:gridCol w:w="1247"/>
+        <w:gridCol w:w="1701"/>
+        <w:gridCol w:w="1701"/>
+        <w:gridCol w:w="1701"/>
+        <w:gridCol w:w="1701"/>
+        <w:gridCol w:w="1587"/>
       </w:tblGrid>
       <w:tr>
         <w:trPr>
@@ -1177,7 +1146,7 @@
         </w:trPr>
         <w:tc>
           <w:tcPr>
-            <w:tcW w:type="dxa" w:w="1361"/>
+            <w:tcW w:type="dxa" w:w="1247"/>
             <w:shd w:val="clear" w:color="auto" w:fill="C9A227"/>
           </w:tcPr>
           <w:p>
@@ -1189,14 +1158,14 @@
               <w:rPr>
                 <w:b/>
                 <w:color w:val="000000"/>
-                <w:sz w:val="15"/>
+                <w:sz w:val="14"/>
               </w:rPr>
             </w:r>
           </w:p>
         </w:tc>
         <w:tc>
           <w:tcPr>
-            <w:tcW w:type="dxa" w:w="2041"/>
+            <w:tcW w:type="dxa" w:w="1701"/>
             <w:shd w:val="clear" w:color="auto" w:fill="C9A227"/>
           </w:tcPr>
           <w:p>
@@ -1208,7 +1177,7 @@
               <w:rPr>
                 <w:b/>
                 <w:color w:val="000000"/>
-                <w:sz w:val="15"/>
+                <w:sz w:val="14"/>
               </w:rPr>
               <w:t>Referee 1</w:t>
             </w:r>
@@ -1216,7 +1185,7 @@
         </w:tc>
         <w:tc>
           <w:tcPr>
-            <w:tcW w:type="dxa" w:w="2041"/>
+            <w:tcW w:type="dxa" w:w="1701"/>
             <w:shd w:val="clear" w:color="auto" w:fill="C9A227"/>
           </w:tcPr>
           <w:p>
@@ -1228,7 +1197,7 @@
               <w:rPr>
                 <w:b/>
                 <w:color w:val="000000"/>
-                <w:sz w:val="15"/>
+                <w:sz w:val="14"/>
               </w:rPr>
               <w:t>Referee 2</w:t>
             </w:r>
@@ -1236,7 +1205,7 @@
         </w:tc>
         <w:tc>
           <w:tcPr>
-            <w:tcW w:type="dxa" w:w="2154"/>
+            <w:tcW w:type="dxa" w:w="1701"/>
             <w:shd w:val="clear" w:color="auto" w:fill="C9A227"/>
           </w:tcPr>
           <w:p>
@@ -1248,7 +1217,7 @@
               <w:rPr>
                 <w:b/>
                 <w:color w:val="000000"/>
-                <w:sz w:val="15"/>
+                <w:sz w:val="14"/>
               </w:rPr>
               <w:t>Referee 3</w:t>
             </w:r>
@@ -1256,7 +1225,7 @@
         </w:tc>
         <w:tc>
           <w:tcPr>
-            <w:tcW w:type="dxa" w:w="2041"/>
+            <w:tcW w:type="dxa" w:w="1701"/>
             <w:shd w:val="clear" w:color="auto" w:fill="C9A227"/>
           </w:tcPr>
           <w:p>
@@ -1268,9 +1237,29 @@
               <w:rPr>
                 <w:b/>
                 <w:color w:val="000000"/>
-                <w:sz w:val="15"/>
+                <w:sz w:val="14"/>
               </w:rPr>
-              <w:t>Referee 4 (partner)</w:t>
+              <w:t>Referee 4</w:t>
+            </w:r>
+          </w:p>
+        </w:tc>
+        <w:tc>
+          <w:tcPr>
+            <w:tcW w:type="dxa" w:w="1587"/>
+            <w:shd w:val="clear" w:color="auto" w:fill="C9A227"/>
+          </w:tcPr>
+          <w:p>
+            <w:pPr>
+              <w:keepNext/>
+            </w:pPr>
+            <w:r/>
+            <w:r>
+              <w:rPr>
+                <w:b/>
+                <w:color w:val="000000"/>
+                <w:sz w:val="14"/>
+              </w:rPr>
+              <w:t>Referee 5 (partner)</w:t>
             </w:r>
           </w:p>
         </w:tc>
@@ -1281,7 +1270,7 @@
         </w:trPr>
         <w:tc>
           <w:tcPr>
-            <w:tcW w:type="dxa" w:w="1361"/>
+            <w:tcW w:type="dxa" w:w="1247"/>
           </w:tcPr>
           <w:p>
             <w:pPr>
@@ -1291,7 +1280,7 @@
             <w:r/>
             <w:r>
               <w:rPr>
-                <w:sz w:val="15"/>
+                <w:sz w:val="14"/>
               </w:rPr>
               <w:t>Name</w:t>
             </w:r>
@@ -1299,7 +1288,7 @@
         </w:tc>
         <w:tc>
           <w:tcPr>
-            <w:tcW w:type="dxa" w:w="2041"/>
+            <w:tcW w:type="dxa" w:w="1701"/>
           </w:tcPr>
           <w:p>
             <w:pPr>
@@ -1309,7 +1298,7 @@
             <w:r/>
             <w:r>
               <w:rPr>
-                <w:sz w:val="15"/>
+                <w:sz w:val="14"/>
               </w:rPr>
               <w:t>Darren Quilliam</w:t>
             </w:r>
@@ -1317,7 +1306,7 @@
         </w:tc>
         <w:tc>
           <w:tcPr>
-            <w:tcW w:type="dxa" w:w="2041"/>
+            <w:tcW w:type="dxa" w:w="1701"/>
           </w:tcPr>
           <w:p>
             <w:pPr>
@@ -1327,15 +1316,15 @@
             <w:r/>
             <w:r>
               <w:rPr>
-                <w:sz w:val="15"/>
+                <w:sz w:val="14"/>
               </w:rPr>
-              <w:t>Brett Langtree</w:t>
+              <w:t>Maverick Partner</w:t>
             </w:r>
           </w:p>
         </w:tc>
         <w:tc>
           <w:tcPr>
-            <w:tcW w:type="dxa" w:w="2154"/>
+            <w:tcW w:type="dxa" w:w="1701"/>
           </w:tcPr>
           <w:p>
             <w:pPr>
@@ -1345,15 +1334,15 @@
             <w:r/>
             <w:r>
               <w:rPr>
-                <w:sz w:val="15"/>
+                <w:sz w:val="14"/>
               </w:rPr>
-              <w:t>Livio Chiarot FIEAust</w:t>
+              <w:t>Brett Langtree</w:t>
             </w:r>
           </w:p>
         </w:tc>
         <w:tc>
           <w:tcPr>
-            <w:tcW w:type="dxa" w:w="2041"/>
+            <w:tcW w:type="dxa" w:w="1701"/>
           </w:tcPr>
           <w:p>
             <w:pPr>
@@ -1363,7 +1352,25 @@
             <w:r/>
             <w:r>
               <w:rPr>
-                <w:sz w:val="15"/>
+                <w:sz w:val="14"/>
+              </w:rPr>
+              <w:t>Livio Chiarot FIEAust</w:t>
+            </w:r>
+          </w:p>
+        </w:tc>
+        <w:tc>
+          <w:tcPr>
+            <w:tcW w:type="dxa" w:w="1587"/>
+          </w:tcPr>
+          <w:p>
+            <w:pPr>
+              <w:keepNext/>
+              <w:spacing w:after="20"/>
+            </w:pPr>
+            <w:r/>
+            <w:r>
+              <w:rPr>
+                <w:sz w:val="14"/>
               </w:rPr>
               <w:t>[TBC from partner]</w:t>
             </w:r>
@@ -1376,7 +1383,7 @@
         </w:trPr>
         <w:tc>
           <w:tcPr>
-            <w:tcW w:type="dxa" w:w="1361"/>
+            <w:tcW w:type="dxa" w:w="1247"/>
           </w:tcPr>
           <w:p>
             <w:pPr>
@@ -1386,7 +1393,7 @@
             <w:r/>
             <w:r>
               <w:rPr>
-                <w:sz w:val="15"/>
+                <w:sz w:val="14"/>
               </w:rPr>
               <w:t>Company</w:t>
             </w:r>
@@ -1394,7 +1401,7 @@
         </w:tc>
         <w:tc>
           <w:tcPr>
-            <w:tcW w:type="dxa" w:w="2041"/>
+            <w:tcW w:type="dxa" w:w="1701"/>
           </w:tcPr>
           <w:p>
             <w:pPr>
@@ -1404,7 +1411,7 @@
             <w:r/>
             <w:r>
               <w:rPr>
-                <w:sz w:val="15"/>
+                <w:sz w:val="14"/>
               </w:rPr>
               <w:t>Tablelands Regional Council (QLD)</w:t>
             </w:r>
@@ -1412,7 +1419,7 @@
         </w:tc>
         <w:tc>
           <w:tcPr>
-            <w:tcW w:type="dxa" w:w="2041"/>
+            <w:tcW w:type="dxa" w:w="1701"/>
           </w:tcPr>
           <w:p>
             <w:pPr>
@@ -1422,15 +1429,15 @@
             <w:r/>
             <w:r>
               <w:rPr>
-                <w:sz w:val="15"/>
+                <w:sz w:val="14"/>
               </w:rPr>
-              <w:t>Langtree Consulting Engineers</w:t>
+              <w:t>CPB Contractors</w:t>
             </w:r>
           </w:p>
         </w:tc>
         <w:tc>
           <w:tcPr>
-            <w:tcW w:type="dxa" w:w="2154"/>
+            <w:tcW w:type="dxa" w:w="1701"/>
           </w:tcPr>
           <w:p>
             <w:pPr>
@@ -1440,15 +1447,15 @@
             <w:r/>
             <w:r>
               <w:rPr>
-                <w:sz w:val="15"/>
+                <w:sz w:val="14"/>
               </w:rPr>
-              <w:t>SCP Consulting Pty Ltd</w:t>
+              <w:t>Langtree Consulting Engineers</w:t>
             </w:r>
           </w:p>
         </w:tc>
         <w:tc>
           <w:tcPr>
-            <w:tcW w:type="dxa" w:w="2041"/>
+            <w:tcW w:type="dxa" w:w="1701"/>
           </w:tcPr>
           <w:p>
             <w:pPr>
@@ -1458,7 +1465,25 @@
             <w:r/>
             <w:r>
               <w:rPr>
-                <w:sz w:val="15"/>
+                <w:sz w:val="14"/>
+              </w:rPr>
+              <w:t>SCP Consulting Pty Ltd</w:t>
+            </w:r>
+          </w:p>
+        </w:tc>
+        <w:tc>
+          <w:tcPr>
+            <w:tcW w:type="dxa" w:w="1587"/>
+          </w:tcPr>
+          <w:p>
+            <w:pPr>
+              <w:keepNext/>
+              <w:spacing w:after="20"/>
+            </w:pPr>
+            <w:r/>
+            <w:r>
+              <w:rPr>
+                <w:sz w:val="14"/>
               </w:rPr>
               <w:t>[TBC]</w:t>
             </w:r>
@@ -1471,7 +1496,7 @@
         </w:trPr>
         <w:tc>
           <w:tcPr>
-            <w:tcW w:type="dxa" w:w="1361"/>
+            <w:tcW w:type="dxa" w:w="1247"/>
           </w:tcPr>
           <w:p>
             <w:pPr>
@@ -1481,7 +1506,7 @@
             <w:r/>
             <w:r>
               <w:rPr>
-                <w:sz w:val="15"/>
+                <w:sz w:val="14"/>
               </w:rPr>
               <w:t>Position</w:t>
             </w:r>
@@ -1489,7 +1514,7 @@
         </w:tc>
         <w:tc>
           <w:tcPr>
-            <w:tcW w:type="dxa" w:w="2041"/>
+            <w:tcW w:type="dxa" w:w="1701"/>
           </w:tcPr>
           <w:p>
             <w:pPr>
@@ -1499,7 +1524,7 @@
             <w:r/>
             <w:r>
               <w:rPr>
-                <w:sz w:val="15"/>
+                <w:sz w:val="14"/>
               </w:rPr>
               <w:t>[TBC - Jayden]</w:t>
             </w:r>
@@ -1507,7 +1532,7 @@
         </w:tc>
         <w:tc>
           <w:tcPr>
-            <w:tcW w:type="dxa" w:w="2041"/>
+            <w:tcW w:type="dxa" w:w="1701"/>
           </w:tcPr>
           <w:p>
             <w:pPr>
@@ -1517,15 +1542,15 @@
             <w:r/>
             <w:r>
               <w:rPr>
-                <w:sz w:val="15"/>
+                <w:sz w:val="14"/>
               </w:rPr>
-              <w:t>Director and Principal Civil Engineer</w:t>
+              <w:t>Contact details available on request</w:t>
             </w:r>
           </w:p>
         </w:tc>
         <w:tc>
           <w:tcPr>
-            <w:tcW w:type="dxa" w:w="2154"/>
+            <w:tcW w:type="dxa" w:w="1701"/>
           </w:tcPr>
           <w:p>
             <w:pPr>
@@ -1535,15 +1560,15 @@
             <w:r/>
             <w:r>
               <w:rPr>
-                <w:sz w:val="15"/>
+                <w:sz w:val="14"/>
               </w:rPr>
-              <w:t>Director</w:t>
+              <w:t>Director and Principal Civil Engineer</w:t>
             </w:r>
           </w:p>
         </w:tc>
         <w:tc>
           <w:tcPr>
-            <w:tcW w:type="dxa" w:w="2041"/>
+            <w:tcW w:type="dxa" w:w="1701"/>
           </w:tcPr>
           <w:p>
             <w:pPr>
@@ -1553,7 +1578,25 @@
             <w:r/>
             <w:r>
               <w:rPr>
-                <w:sz w:val="15"/>
+                <w:sz w:val="14"/>
+              </w:rPr>
+              <w:t>Director</w:t>
+            </w:r>
+          </w:p>
+        </w:tc>
+        <w:tc>
+          <w:tcPr>
+            <w:tcW w:type="dxa" w:w="1587"/>
+          </w:tcPr>
+          <w:p>
+            <w:pPr>
+              <w:keepNext/>
+              <w:spacing w:after="20"/>
+            </w:pPr>
+            <w:r/>
+            <w:r>
+              <w:rPr>
+                <w:sz w:val="14"/>
               </w:rPr>
               <w:t>[TBC]</w:t>
             </w:r>
@@ -1566,7 +1609,7 @@
         </w:trPr>
         <w:tc>
           <w:tcPr>
-            <w:tcW w:type="dxa" w:w="1361"/>
+            <w:tcW w:type="dxa" w:w="1247"/>
           </w:tcPr>
           <w:p>
             <w:pPr>
@@ -1576,7 +1619,7 @@
             <w:r/>
             <w:r>
               <w:rPr>
-                <w:sz w:val="15"/>
+                <w:sz w:val="14"/>
               </w:rPr>
               <w:t>Address</w:t>
             </w:r>
@@ -1584,7 +1627,7 @@
         </w:tc>
         <w:tc>
           <w:tcPr>
-            <w:tcW w:type="dxa" w:w="2041"/>
+            <w:tcW w:type="dxa" w:w="1701"/>
           </w:tcPr>
           <w:p>
             <w:pPr>
@@ -1594,7 +1637,7 @@
             <w:r/>
             <w:r>
               <w:rPr>
-                <w:sz w:val="15"/>
+                <w:sz w:val="14"/>
               </w:rPr>
               <w:t>[TBC - Jayden]</w:t>
             </w:r>
@@ -1602,7 +1645,7 @@
         </w:tc>
         <w:tc>
           <w:tcPr>
-            <w:tcW w:type="dxa" w:w="2041"/>
+            <w:tcW w:type="dxa" w:w="1701"/>
           </w:tcPr>
           <w:p>
             <w:pPr>
@@ -1612,15 +1655,15 @@
             <w:r/>
             <w:r>
               <w:rPr>
-                <w:sz w:val="15"/>
+                <w:sz w:val="14"/>
               </w:rPr>
-              <w:t>Townsville QLD [street address TBC - Jayden]</w:t>
+              <w:t>Contact details available on request</w:t>
             </w:r>
           </w:p>
         </w:tc>
         <w:tc>
           <w:tcPr>
-            <w:tcW w:type="dxa" w:w="2154"/>
+            <w:tcW w:type="dxa" w:w="1701"/>
           </w:tcPr>
           <w:p>
             <w:pPr>
@@ -1630,15 +1673,15 @@
             <w:r/>
             <w:r>
               <w:rPr>
-                <w:sz w:val="15"/>
+                <w:sz w:val="14"/>
               </w:rPr>
-              <w:t>[address TBC - Jayden]</w:t>
+              <w:t>Townsville QLD [street address TBC - Jayden]</w:t>
             </w:r>
           </w:p>
         </w:tc>
         <w:tc>
           <w:tcPr>
-            <w:tcW w:type="dxa" w:w="2041"/>
+            <w:tcW w:type="dxa" w:w="1701"/>
           </w:tcPr>
           <w:p>
             <w:pPr>
@@ -1648,7 +1691,25 @@
             <w:r/>
             <w:r>
               <w:rPr>
-                <w:sz w:val="15"/>
+                <w:sz w:val="14"/>
+              </w:rPr>
+              <w:t>[address TBC - Jayden]</w:t>
+            </w:r>
+          </w:p>
+        </w:tc>
+        <w:tc>
+          <w:tcPr>
+            <w:tcW w:type="dxa" w:w="1587"/>
+          </w:tcPr>
+          <w:p>
+            <w:pPr>
+              <w:keepNext/>
+              <w:spacing w:after="20"/>
+            </w:pPr>
+            <w:r/>
+            <w:r>
+              <w:rPr>
+                <w:sz w:val="14"/>
               </w:rPr>
               <w:t>[TBC]</w:t>
             </w:r>
@@ -1661,7 +1722,7 @@
         </w:trPr>
         <w:tc>
           <w:tcPr>
-            <w:tcW w:type="dxa" w:w="1361"/>
+            <w:tcW w:type="dxa" w:w="1247"/>
           </w:tcPr>
           <w:p>
             <w:pPr>
@@ -1671,7 +1732,7 @@
             <w:r/>
             <w:r>
               <w:rPr>
-                <w:sz w:val="15"/>
+                <w:sz w:val="14"/>
               </w:rPr>
               <w:t>Phone</w:t>
             </w:r>
@@ -1679,7 +1740,7 @@
         </w:tc>
         <w:tc>
           <w:tcPr>
-            <w:tcW w:type="dxa" w:w="2041"/>
+            <w:tcW w:type="dxa" w:w="1701"/>
           </w:tcPr>
           <w:p>
             <w:pPr>
@@ -1689,7 +1750,7 @@
             <w:r/>
             <w:r>
               <w:rPr>
-                <w:sz w:val="15"/>
+                <w:sz w:val="14"/>
               </w:rPr>
               <w:t>[TBC - Jayden]</w:t>
             </w:r>
@@ -1697,7 +1758,7 @@
         </w:tc>
         <w:tc>
           <w:tcPr>
-            <w:tcW w:type="dxa" w:w="2041"/>
+            <w:tcW w:type="dxa" w:w="1701"/>
           </w:tcPr>
           <w:p>
             <w:pPr>
@@ -1707,15 +1768,15 @@
             <w:r/>
             <w:r>
               <w:rPr>
-                <w:sz w:val="15"/>
+                <w:sz w:val="14"/>
               </w:rPr>
-              <w:t>0400 699 979</w:t>
+              <w:t>Contact details available on request</w:t>
             </w:r>
           </w:p>
         </w:tc>
         <w:tc>
           <w:tcPr>
-            <w:tcW w:type="dxa" w:w="2154"/>
+            <w:tcW w:type="dxa" w:w="1701"/>
           </w:tcPr>
           <w:p>
             <w:pPr>
@@ -1725,15 +1786,15 @@
             <w:r/>
             <w:r>
               <w:rPr>
-                <w:sz w:val="15"/>
+                <w:sz w:val="14"/>
               </w:rPr>
-              <w:t>0418 150 028</w:t>
+              <w:t>0400 699 979</w:t>
             </w:r>
           </w:p>
         </w:tc>
         <w:tc>
           <w:tcPr>
-            <w:tcW w:type="dxa" w:w="2041"/>
+            <w:tcW w:type="dxa" w:w="1701"/>
           </w:tcPr>
           <w:p>
             <w:pPr>
@@ -1743,7 +1804,25 @@
             <w:r/>
             <w:r>
               <w:rPr>
-                <w:sz w:val="15"/>
+                <w:sz w:val="14"/>
+              </w:rPr>
+              <w:t>0418 150 028</w:t>
+            </w:r>
+          </w:p>
+        </w:tc>
+        <w:tc>
+          <w:tcPr>
+            <w:tcW w:type="dxa" w:w="1587"/>
+          </w:tcPr>
+          <w:p>
+            <w:pPr>
+              <w:keepNext/>
+              <w:spacing w:after="20"/>
+            </w:pPr>
+            <w:r/>
+            <w:r>
+              <w:rPr>
+                <w:sz w:val="14"/>
               </w:rPr>
               <w:t>[TBC]</w:t>
             </w:r>
@@ -1756,7 +1835,7 @@
         </w:trPr>
         <w:tc>
           <w:tcPr>
-            <w:tcW w:type="dxa" w:w="1361"/>
+            <w:tcW w:type="dxa" w:w="1247"/>
           </w:tcPr>
           <w:p>
             <w:pPr>
@@ -1766,7 +1845,7 @@
             <w:r/>
             <w:r>
               <w:rPr>
-                <w:sz w:val="15"/>
+                <w:sz w:val="14"/>
               </w:rPr>
               <w:t>Email</w:t>
             </w:r>
@@ -1774,7 +1853,7 @@
         </w:tc>
         <w:tc>
           <w:tcPr>
-            <w:tcW w:type="dxa" w:w="2041"/>
+            <w:tcW w:type="dxa" w:w="1701"/>
           </w:tcPr>
           <w:p>
             <w:pPr>
@@ -1784,7 +1863,7 @@
             <w:r/>
             <w:r>
               <w:rPr>
-                <w:sz w:val="15"/>
+                <w:sz w:val="14"/>
               </w:rPr>
               <w:t>[TBC - Jayden]</w:t>
             </w:r>
@@ -1792,7 +1871,7 @@
         </w:tc>
         <w:tc>
           <w:tcPr>
-            <w:tcW w:type="dxa" w:w="2041"/>
+            <w:tcW w:type="dxa" w:w="1701"/>
           </w:tcPr>
           <w:p>
             <w:pPr>
@@ -1802,15 +1881,15 @@
             <w:r/>
             <w:r>
               <w:rPr>
-                <w:sz w:val="15"/>
+                <w:sz w:val="14"/>
               </w:rPr>
-              <w:t>brett@langtreeconsulting.com.au</w:t>
+              <w:t>Contact details available on request</w:t>
             </w:r>
           </w:p>
         </w:tc>
         <w:tc>
           <w:tcPr>
-            <w:tcW w:type="dxa" w:w="2154"/>
+            <w:tcW w:type="dxa" w:w="1701"/>
           </w:tcPr>
           <w:p>
             <w:pPr>
@@ -1820,15 +1899,15 @@
             <w:r/>
             <w:r>
               <w:rPr>
-                <w:sz w:val="15"/>
+                <w:sz w:val="14"/>
               </w:rPr>
-              <w:t>livio.chiarot@scpconsult.com.au</w:t>
+              <w:t>brett@langtreeconsulting.com.au</w:t>
             </w:r>
           </w:p>
         </w:tc>
         <w:tc>
           <w:tcPr>
-            <w:tcW w:type="dxa" w:w="2041"/>
+            <w:tcW w:type="dxa" w:w="1701"/>
           </w:tcPr>
           <w:p>
             <w:pPr>
@@ -1838,7 +1917,25 @@
             <w:r/>
             <w:r>
               <w:rPr>
-                <w:sz w:val="15"/>
+                <w:sz w:val="14"/>
+              </w:rPr>
+              <w:t>livio.chiarot@scpconsult.com.au</w:t>
+            </w:r>
+          </w:p>
+        </w:tc>
+        <w:tc>
+          <w:tcPr>
+            <w:tcW w:type="dxa" w:w="1587"/>
+          </w:tcPr>
+          <w:p>
+            <w:pPr>
+              <w:keepNext/>
+              <w:spacing w:after="20"/>
+            </w:pPr>
+            <w:r/>
+            <w:r>
+              <w:rPr>
+                <w:sz w:val="14"/>
               </w:rPr>
               <w:t>[TBC]</w:t>
             </w:r>
@@ -1851,7 +1948,7 @@
         </w:trPr>
         <w:tc>
           <w:tcPr>
-            <w:tcW w:type="dxa" w:w="1361"/>
+            <w:tcW w:type="dxa" w:w="1247"/>
           </w:tcPr>
           <w:p>
             <w:pPr>
@@ -1860,7 +1957,7 @@
             <w:r/>
             <w:r>
               <w:rPr>
-                <w:sz w:val="15"/>
+                <w:sz w:val="14"/>
               </w:rPr>
               <w:t>Project / contract</w:t>
             </w:r>
@@ -1868,7 +1965,7 @@
         </w:tc>
         <w:tc>
           <w:tcPr>
-            <w:tcW w:type="dxa" w:w="2041"/>
+            <w:tcW w:type="dxa" w:w="1701"/>
           </w:tcPr>
           <w:p>
             <w:pPr>
@@ -1877,7 +1974,7 @@
             <w:r/>
             <w:r>
               <w:rPr>
-                <w:sz w:val="15"/>
+                <w:sz w:val="14"/>
               </w:rPr>
               <w:t>Leachate storage facility; floodway rectification (Tablelands Regional Council)</w:t>
             </w:r>
@@ -1885,7 +1982,7 @@
         </w:tc>
         <w:tc>
           <w:tcPr>
-            <w:tcW w:type="dxa" w:w="2041"/>
+            <w:tcW w:type="dxa" w:w="1701"/>
           </w:tcPr>
           <w:p>
             <w:pPr>
@@ -1894,15 +1991,15 @@
             <w:r/>
             <w:r>
               <w:rPr>
-                <w:sz w:val="15"/>
+                <w:sz w:val="14"/>
               </w:rPr>
-              <w:t>Direct supervisor of Jayden Callen, 03/2025 to 05/2026 (subdivision design management, site inspections)</w:t>
+              <w:t>RAAF Base Townsville, Defence delivery project for CPB Contractors (head contractor)</w:t>
             </w:r>
           </w:p>
         </w:tc>
         <w:tc>
           <w:tcPr>
-            <w:tcW w:type="dxa" w:w="2154"/>
+            <w:tcW w:type="dxa" w:w="1701"/>
           </w:tcPr>
           <w:p>
             <w:pPr>
@@ -1911,15 +2008,15 @@
             <w:r/>
             <w:r>
               <w:rPr>
-                <w:sz w:val="15"/>
+                <w:sz w:val="14"/>
               </w:rPr>
-              <w:t>Supervisor 06/2023 to 03/2025 (Defence site engineering and QA, RAAF Base Townsville); technical reviewer, WSIA rising main 2026</w:t>
+              <w:t>Direct supervisor of Jayden Callen, 03/2025 to 05/2026 (subdivision design management, site inspections)</w:t>
             </w:r>
           </w:p>
         </w:tc>
         <w:tc>
           <w:tcPr>
-            <w:tcW w:type="dxa" w:w="2041"/>
+            <w:tcW w:type="dxa" w:w="1701"/>
           </w:tcPr>
           <w:p>
             <w:pPr>
@@ -1928,7 +2025,24 @@
             <w:r/>
             <w:r>
               <w:rPr>
-                <w:sz w:val="15"/>
+                <w:sz w:val="14"/>
+              </w:rPr>
+              <w:t>Supervisor 06/2023 to 03/2025 (Defence site engineering and QA, RAAF Base Townsville); technical reviewer, WSIA rising main 2026</w:t>
+            </w:r>
+          </w:p>
+        </w:tc>
+        <w:tc>
+          <w:tcPr>
+            <w:tcW w:type="dxa" w:w="1587"/>
+          </w:tcPr>
+          <w:p>
+            <w:pPr>
+              <w:spacing w:after="20"/>
+            </w:pPr>
+            <w:r/>
+            <w:r>
+              <w:rPr>
+                <w:sz w:val="14"/>
               </w:rPr>
               <w:t>[Landfill CQA project]</w:t>
             </w:r>
@@ -2443,7 +2557,7 @@
               <w:rPr>
                 <w:sz w:val="17"/>
               </w:rPr>
-              <w:t>BEng (Civil)(Hons), Deakin University; MIEAust (EA 11036201); NER application in progress (not CPEng). 8+ years in civil infrastructure: engineering for a landfill leachate storage facility and a floodway rectification for Tablelands Regional Council (QLD); site engineering and QA on Defence projects (about 10 km of water mains at RAAF Base Townsville; runway works surveillance at RAAF Base Tindal); earthen levee inspection, field testing and certification (Gunnedah, 2026); hold point technical review of a D&amp;C pump station package (WSIA). No previous CQA commission on a landfill cell liner. Jayden has delivered drone photogrammetry on previous projects, planning automated flight paths in DroneDeploy, capturing RTK-positioned photogrammetry and high-resolution aerial stills and video, and processing in Autodesk ReCap Pro to build point clouds and terrain surfaces for use in Autodesk InfraWorks and civil design models. CV attached.</w:t>
+              <w:t>BEng (Civil)(Hons), Deakin University; MIEAust (EA 11036201); NER application in progress (not CPEng). 8+ years in civil infrastructure. while at Langtree Consulting Engineers: Leachate storage facility, Tablelands Regional Council (QLD): engineering for a landfill leachate storage facility; Floodway rectification, Tablelands Regional Council (QLD): engineering for the rectification of a floodway on Council's road network (referee Darren Quilliam, Tablelands Regional Council). RAAF Base Townsville, Defence delivery project: engineering delivery for CPB Contractors (head contractor) (referee Maverick Partner, CPB Contractors). Farm drainage works, private rural client (Craig Sullivan): drone photogrammetry survey processed in Autodesk ReCap Pro to a terrain surface used to design the drainage works. Other: site engineering and QA on Defence projects (about 10 km of water mains at RAAF Base Townsville; runway works surveillance at RAAF Base Tindal); engineering delivery for CPB Contractors (head contractor) at RAAF Base Townsville; hold point technical review of a D&amp;C pump station package (WSIA). No previous CQA commission on a landfill cell liner. Jayden has delivered drone photogrammetry on previous projects, planning automated flight paths in DroneDeploy, capturing RTK-positioned photogrammetry and high-resolution aerial stills and video, and processing in Autodesk ReCap Pro to build point clouds and terrain surfaces for use in Autodesk InfraWorks and civil design models. CV attached.</w:t>
             </w:r>
           </w:p>
         </w:tc>
@@ -4046,24 +4160,6 @@
               <w:rPr>
                 <w:sz w:val="16"/>
               </w:rPr>
-              <w:t>Leachate storage facility (engineering for a landfill leachate storage facility) [confirm it is among the 3 most recent - Jayden]</w:t>
-            </w:r>
-          </w:p>
-        </w:tc>
-        <w:tc>
-          <w:tcPr>
-            <w:tcW w:type="dxa" w:w="2608"/>
-          </w:tcPr>
-          <w:p>
-            <w:pPr>
-              <w:keepNext/>
-              <w:spacing w:after="20"/>
-            </w:pPr>
-            <w:r/>
-            <w:r>
-              <w:rPr>
-                <w:sz w:val="16"/>
-              </w:rPr>
               <w:t>WSIA Business Precinct Stage One SRM-01 rising main design and SPS package review</w:t>
             </w:r>
           </w:p>
@@ -4082,7 +4178,25 @@
               <w:rPr>
                 <w:sz w:val="16"/>
               </w:rPr>
-              <w:t>Flood levee inspection and certification, 6887 Oxley Highway, Gunnedah</w:t>
+              <w:t>Clarence Village, 95 Armidale Street, South Grafton: civil design and certification</w:t>
+            </w:r>
+          </w:p>
+        </w:tc>
+        <w:tc>
+          <w:tcPr>
+            <w:tcW w:type="dxa" w:w="2608"/>
+          </w:tcPr>
+          <w:p>
+            <w:pPr>
+              <w:keepNext/>
+              <w:spacing w:after="20"/>
+            </w:pPr>
+            <w:r/>
+            <w:r>
+              <w:rPr>
+                <w:sz w:val="16"/>
+              </w:rPr>
+              <w:t>Relocatable dwelling footing design service</w:t>
             </w:r>
           </w:p>
         </w:tc>
@@ -4123,24 +4237,6 @@
               <w:rPr>
                 <w:sz w:val="16"/>
               </w:rPr>
-              <w:t>Tablelands Regional Council (QLD)</w:t>
-            </w:r>
-          </w:p>
-        </w:tc>
-        <w:tc>
-          <w:tcPr>
-            <w:tcW w:type="dxa" w:w="2608"/>
-          </w:tcPr>
-          <w:p>
-            <w:pPr>
-              <w:keepNext/>
-              <w:spacing w:after="20"/>
-            </w:pPr>
-            <w:r/>
-            <w:r>
-              <w:rPr>
-                <w:sz w:val="16"/>
-              </w:rPr>
               <w:t>Underscore Projects (for AT&amp;L)</w:t>
             </w:r>
           </w:p>
@@ -4159,7 +4255,25 @@
               <w:rPr>
                 <w:sz w:val="16"/>
               </w:rPr>
-              <w:t>[TBC - Jayden]</w:t>
+              <w:t>Uniplan Group</w:t>
+            </w:r>
+          </w:p>
+        </w:tc>
+        <w:tc>
+          <w:tcPr>
+            <w:tcW w:type="dxa" w:w="2608"/>
+          </w:tcPr>
+          <w:p>
+            <w:pPr>
+              <w:keepNext/>
+              <w:spacing w:after="20"/>
+            </w:pPr>
+            <w:r/>
+            <w:r>
+              <w:rPr>
+                <w:sz w:val="16"/>
+              </w:rPr>
+              <w:t>Uniplan Group</w:t>
             </w:r>
           </w:p>
         </w:tc>
@@ -4200,7 +4314,7 @@
               <w:rPr>
                 <w:sz w:val="16"/>
               </w:rPr>
-              <w:t>Darren Quilliam / [TBC - Jayden]</w:t>
+              <w:t>[TBC - Jayden]</w:t>
             </w:r>
           </w:p>
         </w:tc>

--- a/FP/VP527469/Final/Part_B1_Tender_Return_Forms_CT2027005_JCE_FILLED_RevG.docx
+++ b/FP/VP527469/Final/Part_B1_Tender_Return_Forms_CT2027005_JCE_FILLED_RevG.docx
@@ -640,7 +640,7 @@
               <w:rPr>
                 <w:sz w:val="18"/>
               </w:rPr>
-              <w:t>$766,496.28: seven hundred and sixty-six thousand, four hundred and ninety-six dollars and twenty-eight cents (including GST of $69,681.48; $696,814.80 excl. GST). [TBC - Jayden: update if partner quotes change the provisional sums; must equal the B2 TOTAL (INCL GST).]</w:t>
+              <w:t>$772,216.28: seven hundred and seventy-two thousand, two hundred and sixteen dollars and twenty-eight cents (including GST of $70,201.48; $702,014.80 excl. GST). [TBC - Jayden: update if partner quotes change the provisional sums; must equal the B2 TOTAL (INCL GST).]</w:t>
             </w:r>
           </w:p>
         </w:tc>
@@ -1052,7 +1052,7 @@
         <w:rPr>
           <w:i w:val="0"/>
         </w:rPr>
-        <w:t>Returned as Excel: Part_B2-Returnable_Schedules-CQA_Engineer_JCE_FILLED.xlsx. Portion 1 $450,046.80; Portion 2 $246,768.00; total $696,814.80 excl. GST.</w:t>
+        <w:t>Returned as Excel: Part_B2-Returnable_Schedules-CQA_Engineer_JCE_FILLED.xlsx. Portion 1 $453,246.80; Portion 2 $248,768.00; total $702,014.80 excl. GST.</w:t>
       </w:r>
     </w:p>
     <w:p>
@@ -2416,6 +2416,47 @@
           </w:tcPr>
           <w:p>
             <w:pPr>
+              <w:keepNext/>
+              <w:spacing w:after="20"/>
+            </w:pPr>
+            <w:r/>
+            <w:r>
+              <w:rPr>
+                <w:sz w:val="17"/>
+              </w:rPr>
+              <w:t>Associate certifying engineer: independent review of the CQA Implementation Plan and CQA reports, certification support</w:t>
+            </w:r>
+          </w:p>
+        </w:tc>
+        <w:tc>
+          <w:tcPr>
+            <w:tcW w:type="dxa" w:w="5102"/>
+          </w:tcPr>
+          <w:p>
+            <w:pPr>
+              <w:keepNext/>
+              <w:spacing w:after="20"/>
+            </w:pPr>
+            <w:r/>
+            <w:r>
+              <w:rPr>
+                <w:sz w:val="17"/>
+              </w:rPr>
+              <w:t>Sunny Lotay, Lotay Civil (standing associate agreement with JCE) [address TBC - Jayden]</w:t>
+            </w:r>
+          </w:p>
+        </w:tc>
+      </w:tr>
+      <w:tr>
+        <w:trPr>
+          <w:cantSplit/>
+        </w:trPr>
+        <w:tc>
+          <w:tcPr>
+            <w:tcW w:type="dxa" w:w="4535"/>
+          </w:tcPr>
+          <w:p>
+            <w:pPr>
               <w:spacing w:after="20"/>
             </w:pPr>
             <w:r/>
@@ -2558,6 +2599,47 @@
                 <w:sz w:val="17"/>
               </w:rPr>
               <w:t>BEng (Civil)(Hons), Deakin University; MIEAust (EA 11036201); NER application in progress (not CPEng). 8+ years in civil infrastructure. while at Langtree Consulting Engineers: Leachate storage facility, Tablelands Regional Council (QLD): engineering for a landfill leachate storage facility; Floodway rectification, Tablelands Regional Council (QLD): engineering for the rectification of a floodway on Council's road network (referee Darren Quilliam, Tablelands Regional Council). RAAF Base Townsville, Defence delivery project: engineering delivery for CPB Contractors (head contractor) (referee Maverick Partner, CPB Contractors). Farm drainage works, private rural client (Craig Sullivan): drone photogrammetry survey processed in Autodesk ReCap Pro to a terrain surface used to design the drainage works. Other: site engineering and QA on Defence projects (about 10 km of water mains at RAAF Base Townsville; runway works surveillance at RAAF Base Tindal); engineering delivery for CPB Contractors (head contractor) at RAAF Base Townsville; hold point technical review of a D&amp;C pump station package (WSIA). No previous CQA commission on a landfill cell liner. Jayden has delivered drone photogrammetry on previous projects, planning automated flight paths in DroneDeploy, capturing RTK-positioned photogrammetry and high-resolution aerial stills and video, and processing in Autodesk ReCap Pro to build point clouds and terrain surfaces for use in Autodesk InfraWorks and civil design models. CV attached.</w:t>
+            </w:r>
+          </w:p>
+        </w:tc>
+      </w:tr>
+      <w:tr>
+        <w:trPr>
+          <w:cantSplit/>
+        </w:trPr>
+        <w:tc>
+          <w:tcPr>
+            <w:tcW w:type="dxa" w:w="3118"/>
+          </w:tcPr>
+          <w:p>
+            <w:pPr>
+              <w:keepNext/>
+              <w:spacing w:after="20"/>
+            </w:pPr>
+            <w:r/>
+            <w:r>
+              <w:rPr>
+                <w:sz w:val="17"/>
+              </w:rPr>
+              <w:t>Sunny Lotay, Associate Principal Engineer, Lotay Civil (associate, not a JCE employee)</w:t>
+            </w:r>
+          </w:p>
+        </w:tc>
+        <w:tc>
+          <w:tcPr>
+            <w:tcW w:type="dxa" w:w="6520"/>
+          </w:tcPr>
+          <w:p>
+            <w:pPr>
+              <w:keepNext/>
+              <w:spacing w:after="20"/>
+            </w:pPr>
+            <w:r/>
+            <w:r>
+              <w:rPr>
+                <w:sz w:val="17"/>
+              </w:rPr>
+              <w:t>Sunny Lotay, Associate Principal Engineer (RPEQ, NER), Lotay Civil: engaged by JCE under a standing associate agreement as technical reviewer and certifying engineer on JCE commissions. RPEQ, NER. Role here: independent review of the CQA Implementation Plan and CQA reports, certification support, backup project lead.</w:t>
             </w:r>
           </w:p>
         </w:tc>

--- a/FP/VP527469/Final/Part_B1_Tender_Return_Forms_CT2027005_JCE_FILLED_RevG.docx
+++ b/FP/VP527469/Final/Part_B1_Tender_Return_Forms_CT2027005_JCE_FILLED_RevG.docx
@@ -1111,7 +1111,7 @@
         <w:rPr>
           <w:i w:val="0"/>
         </w:rPr>
-        <w:t>Key personnel experience (Jayden Callen's work with previous employers, listed in Form 7, not JCE contracts): leachate storage facility and floodway rectification for Tablelands Regional Council (QLD) while at Langtree Consulting Engineers; RAAF Base Townsville Defence delivery for CPB Contractors (head contractor).</w:t>
+        <w:t xml:space="preserve">Key personnel experience (Jayden Callen's work with previous employers, listed in Form 7, not JCE contracts): Ravenshoe leachate storage facility design modification (2025) and floodway rectification for Tablelands Regional Council (QLD) while at Langtree Consulting; RAAF Base Townsville Defence delivery for CPB Contractors (head contractor).</w:t>
       </w:r>
     </w:p>
     <w:p>
@@ -1318,7 +1318,7 @@
               <w:rPr>
                 <w:sz w:val="14"/>
               </w:rPr>
-              <w:t>Maverick Partner</w:t>
+              <w:t xml:space="preserve">Maverick Parker</w:t>
             </w:r>
           </w:p>
         </w:tc>
@@ -1449,7 +1449,7 @@
               <w:rPr>
                 <w:sz w:val="14"/>
               </w:rPr>
-              <w:t>Langtree Consulting Engineers</w:t>
+              <w:t xml:space="preserve">Langtree Consulting</w:t>
             </w:r>
           </w:p>
         </w:tc>
@@ -1883,7 +1883,7 @@
               <w:rPr>
                 <w:sz w:val="14"/>
               </w:rPr>
-              <w:t>Contact details available on request</w:t>
+              <w:t xml:space="preserve">Maverick.Parker@cpbcon.com.au</w:t>
             </w:r>
           </w:p>
         </w:tc>
@@ -1976,7 +1976,7 @@
               <w:rPr>
                 <w:sz w:val="14"/>
               </w:rPr>
-              <w:t>Leachate storage facility; floodway rectification (Tablelands Regional Council)</w:t>
+              <w:t xml:space="preserve">Ravenshoe leachate storage facility design modification (2025); floodway rectification (Tablelands Regional Council)</w:t>
             </w:r>
           </w:p>
         </w:tc>
@@ -2598,7 +2598,7 @@
               <w:rPr>
                 <w:sz w:val="17"/>
               </w:rPr>
-              <w:t>BEng (Civil)(Hons), Deakin University; MIEAust (EA 11036201); NER application in progress (not CPEng). 8+ years in civil infrastructure. while at Langtree Consulting Engineers: Leachate storage facility, Tablelands Regional Council (QLD): engineering for a landfill leachate storage facility; Floodway rectification, Tablelands Regional Council (QLD): engineering for the rectification of a floodway on Council's road network (referee Darren Quilliam, Tablelands Regional Council). RAAF Base Townsville, Defence delivery project: engineering delivery for CPB Contractors (head contractor) (referee Maverick Partner, CPB Contractors). Farm drainage works, private rural client (Craig Sullivan): drone photogrammetry survey processed in Autodesk ReCap Pro to a terrain surface used to design the drainage works. Other: site engineering and QA on Defence projects (about 10 km of water mains at RAAF Base Townsville; runway works surveillance at RAAF Base Tindal); engineering delivery for CPB Contractors (head contractor) at RAAF Base Townsville; hold point technical review of a D&amp;C pump station package (WSIA). No previous CQA commission on a landfill cell liner. Jayden has delivered drone photogrammetry on previous projects, planning automated flight paths in DroneDeploy, capturing RTK-positioned photogrammetry and high-resolution aerial stills and video, and processing in Autodesk ReCap Pro to build point clouds and terrain surfaces for use in Autodesk InfraWorks and civil design models. CV attached.</w:t>
+              <w:t xml:space="preserve">BEng (Civil)(Hons), Deakin University; MIEAust (EA 11036201); NER application in progress (not CPEng). 8+ years in civil infrastructure. Ravenshoe leachate storage facility design modification, Tablelands Regional Council (QLD), 2025 (Jayden Callen while at Langtree Consulting); Floodway rectification, Tablelands Regional Council (QLD) (also while at Langtree Consulting): engineering for the rectification of a floodway on Council's road network (referee Darren Quilliam, Tablelands Regional Council). RAAF Base Townsville, Defence delivery project: engineering delivery for CPB Contractors (head contractor) (referee Maverick Parker, CPB Contractors). Farm drainage works, private rural client (Craig Sullivan): drone photogrammetry survey processed in Autodesk ReCap Pro to a terrain surface used to design the drainage works. Other: site engineering and QA on Defence projects (about 10 km of water mains at RAAF Base Townsville; runway works surveillance at RAAF Base Tindal); engineering delivery for CPB Contractors (head contractor) at RAAF Base Townsville; hold point technical review of a D&amp;C pump station package (WSIA). No previous CQA commission on a landfill cell liner. Jayden has delivered drone photogrammetry on previous projects, planning automated flight paths in DroneDeploy, capturing RTK-positioned photogrammetry and high-resolution aerial stills and video, and processing in Autodesk ReCap Pro to build point clouds and terrain surfaces for use in Autodesk InfraWorks and civil design models. CV attached.</w:t>
             </w:r>
           </w:p>
         </w:tc>
